--- a/backend/data/Fristgerechte_Kündigung_Vodafone_DSL.docx
+++ b/backend/data/Fristgerechte_Kündigung_Vodafone_DSL.docx
@@ -1166,19 +1166,7 @@
         <w:rPr>
           <w:rFonts w:ascii="Calibri" w:hAnsi="Calibri" w:cs="Calibri"/>
         </w:rPr>
-        <w:t>Fristgerechte</w:t>
-      </w:r>
-      <w:r>
-        <w:rPr>
-          <w:rFonts w:ascii="Calibri" w:hAnsi="Calibri" w:cs="Calibri"/>
-        </w:rPr>
-        <w:t xml:space="preserve"> </w:t>
-      </w:r>
-      <w:r>
-        <w:rPr>
-          <w:rFonts w:ascii="Calibri" w:hAnsi="Calibri" w:cs="Calibri"/>
-        </w:rPr>
-        <w:t>K</w:t>
+        <w:t>Fristgerechte K</w:t>
       </w:r>
       <w:r>
         <w:rPr>
@@ -1240,6 +1228,18 @@
           <w:rFonts w:ascii="Calibri" w:hAnsi="Calibri" w:cs="Calibri"/>
         </w:rPr>
         <w:t>"category":["</w:t>
+      </w:r>
+      <w:r>
+        <w:rPr>
+          <w:rFonts w:ascii="Calibri" w:hAnsi="Calibri" w:cs="Calibri"/>
+        </w:rPr>
+        <w:t>Fristgerechte</w:t>
+      </w:r>
+      <w:r>
+        <w:rPr>
+          <w:rFonts w:ascii="Calibri" w:hAnsi="Calibri" w:cs="Calibri"/>
+        </w:rPr>
+        <w:t xml:space="preserve"> </w:t>
       </w:r>
       <w:r>
         <w:rPr>
